--- a/resume/vs/Vaibhav-Sabnis-T.docx
+++ b/resume/vs/Vaibhav-Sabnis-T.docx
@@ -221,13 +221,7 @@
         </w:rPr>
       </w:pPr>
       <w:r>
-        <w:t xml:space="preserve">Core Competencies &amp; </w:t>
-      </w:r>
-      <w:r>
-        <w:t xml:space="preserve">Technology </w:t>
-      </w:r>
-      <w:r>
-        <w:t>Domain</w:t>
+        <w:t>Core Competencies &amp; Technology Domain</w:t>
       </w:r>
     </w:p>
     <w:p>
@@ -258,16 +252,7 @@
           <w:sz w:val="20"/>
           <w:szCs w:val="20"/>
         </w:rPr>
-        <w:t>Engineering Leadership: 3-5 Year Tech Strategy, Org Design (125+ FTEs), Global Location Strategy, Buy-vs-Build</w:t>
-      </w:r>
-      <w:r>
-        <w:rPr>
-          <w:rFonts w:ascii="Arial" w:hAnsi="Arial" w:cs="Arial"/>
-          <w:color w:val="000000"/>
-          <w:sz w:val="20"/>
-          <w:szCs w:val="20"/>
-        </w:rPr>
-        <w:t xml:space="preserve"> Choices, </w:t>
+        <w:t xml:space="preserve">Engineering Leadership: 3-5 Year Tech Strategy, Org Design (125+ FTEs), Global Location Strategy, Buy-vs-Build Choices, </w:t>
       </w:r>
     </w:p>
     <w:p>
@@ -343,27 +328,7 @@
           <w:sz w:val="20"/>
           <w:szCs w:val="20"/>
         </w:rPr>
-        <w:t xml:space="preserve">Distributed Infrastructure &amp; Cloud: High-Availability Systems, Low-Latency/HPC Compute, Cloud-Native Architecture (Azure/AWS), Microservices, High-Throughput APIs, </w:t>
-      </w:r>
-      <w:proofErr w:type="spellStart"/>
-      <w:r>
-        <w:rPr>
-          <w:rFonts w:ascii="Arial" w:hAnsi="Arial" w:cs="Arial"/>
-          <w:color w:val="000000"/>
-          <w:sz w:val="20"/>
-          <w:szCs w:val="20"/>
-        </w:rPr>
-        <w:t>DevSecOps</w:t>
-      </w:r>
-      <w:proofErr w:type="spellEnd"/>
-      <w:r>
-        <w:rPr>
-          <w:rFonts w:ascii="Arial" w:hAnsi="Arial" w:cs="Arial"/>
-          <w:color w:val="000000"/>
-          <w:sz w:val="20"/>
-          <w:szCs w:val="20"/>
-        </w:rPr>
-        <w:t>, Platform Observability</w:t>
+        <w:t>Distributed Infrastructure &amp; Cloud: High-Availability Systems, Low-Latency/HPC Compute, Cloud-Native Architecture (Azure/AWS), Microservices, High-Throughput APIs, DevSecOps, Platform Observability</w:t>
       </w:r>
       <w:r>
         <w:rPr>
@@ -509,14 +474,7 @@
           <w:sz w:val="24"/>
           <w:szCs w:val="24"/>
         </w:rPr>
-        <w:t xml:space="preserve">Software Engineering Manager </w:t>
-      </w:r>
-      <w:r>
-        <w:rPr>
-          <w:sz w:val="24"/>
-          <w:szCs w:val="24"/>
-        </w:rPr>
-        <w:t xml:space="preserve">– Ads </w:t>
+        <w:t xml:space="preserve">Software Engineering Manager – Ads </w:t>
       </w:r>
       <w:r>
         <w:rPr>
@@ -765,7 +723,29 @@
           <w:sz w:val="20"/>
           <w:szCs w:val="20"/>
         </w:rPr>
-        <w:t>Boosted developer efficiency by 70% by leading the enterprise adoption of agentic AI assistants and custom IDE integrations, successfully automating legacy code maintenance across the global organization.</w:t>
+        <w:t xml:space="preserve">Redesigned agentic workflows from human-in-the-loop to fully autonomous </w:t>
+      </w:r>
+      <w:r>
+        <w:rPr>
+          <w:rStyle w:val="Strong"/>
+          <w:rFonts w:ascii="Arial" w:eastAsia="Times New Roman" w:hAnsi="Arial" w:cs="Arial"/>
+          <w:b w:val="0"/>
+          <w:bCs w:val="0"/>
+          <w:sz w:val="20"/>
+          <w:szCs w:val="20"/>
+        </w:rPr>
+        <w:t>human-on-the-loop</w:t>
+      </w:r>
+      <w:r>
+        <w:rPr>
+          <w:rStyle w:val="Strong"/>
+          <w:rFonts w:ascii="Arial" w:eastAsia="Times New Roman" w:hAnsi="Arial" w:cs="Arial"/>
+          <w:b w:val="0"/>
+          <w:bCs w:val="0"/>
+          <w:sz w:val="20"/>
+          <w:szCs w:val="20"/>
+        </w:rPr>
+        <w:t xml:space="preserve"> execution, cutting developer overhead by 70% through targeted IDE integrations and automated evaluation pipelines.</w:t>
       </w:r>
     </w:p>
     <w:p>
@@ -811,79 +791,7 @@
           <w:sz w:val="20"/>
           <w:szCs w:val="20"/>
         </w:rPr>
-        <w:t xml:space="preserve"> C++, Python, Scribe, Presto, Hive/Spark, AI/Agentic: </w:t>
-      </w:r>
-      <w:proofErr w:type="spellStart"/>
-      <w:r>
-        <w:rPr>
-          <w:rStyle w:val="Strong"/>
-          <w:rFonts w:ascii="Arial" w:eastAsia="Times New Roman" w:hAnsi="Arial" w:cs="Arial"/>
-          <w:b w:val="0"/>
-          <w:bCs w:val="0"/>
-          <w:sz w:val="20"/>
-          <w:szCs w:val="20"/>
-        </w:rPr>
-        <w:t>MetaMate</w:t>
-      </w:r>
-      <w:proofErr w:type="spellEnd"/>
-      <w:r>
-        <w:rPr>
-          <w:rStyle w:val="Strong"/>
-          <w:rFonts w:ascii="Arial" w:eastAsia="Times New Roman" w:hAnsi="Arial" w:cs="Arial"/>
-          <w:b w:val="0"/>
-          <w:bCs w:val="0"/>
-          <w:sz w:val="20"/>
-          <w:szCs w:val="20"/>
-        </w:rPr>
-        <w:t xml:space="preserve">, </w:t>
-      </w:r>
-      <w:proofErr w:type="spellStart"/>
-      <w:r>
-        <w:rPr>
-          <w:rStyle w:val="Strong"/>
-          <w:rFonts w:ascii="Arial" w:eastAsia="Times New Roman" w:hAnsi="Arial" w:cs="Arial"/>
-          <w:b w:val="0"/>
-          <w:bCs w:val="0"/>
-          <w:sz w:val="20"/>
-          <w:szCs w:val="20"/>
-        </w:rPr>
-        <w:t>DevMate</w:t>
-      </w:r>
-      <w:proofErr w:type="spellEnd"/>
-      <w:r>
-        <w:rPr>
-          <w:rStyle w:val="Strong"/>
-          <w:rFonts w:ascii="Arial" w:eastAsia="Times New Roman" w:hAnsi="Arial" w:cs="Arial"/>
-          <w:b w:val="0"/>
-          <w:bCs w:val="0"/>
-          <w:sz w:val="20"/>
-          <w:szCs w:val="20"/>
-        </w:rPr>
-        <w:t xml:space="preserve"> (</w:t>
-      </w:r>
-      <w:proofErr w:type="spellStart"/>
-      <w:r>
-        <w:rPr>
-          <w:rStyle w:val="Strong"/>
-          <w:rFonts w:ascii="Arial" w:eastAsia="Times New Roman" w:hAnsi="Arial" w:cs="Arial"/>
-          <w:b w:val="0"/>
-          <w:bCs w:val="0"/>
-          <w:sz w:val="20"/>
-          <w:szCs w:val="20"/>
-        </w:rPr>
-        <w:t>MuseSpark</w:t>
-      </w:r>
-      <w:proofErr w:type="spellEnd"/>
-      <w:r>
-        <w:rPr>
-          <w:rStyle w:val="Strong"/>
-          <w:rFonts w:ascii="Arial" w:eastAsia="Times New Roman" w:hAnsi="Arial" w:cs="Arial"/>
-          <w:b w:val="0"/>
-          <w:bCs w:val="0"/>
-          <w:sz w:val="20"/>
-          <w:szCs w:val="20"/>
-        </w:rPr>
-        <w:t>), Claude, Codex</w:t>
+        <w:t xml:space="preserve"> C++, Python, Scribe, Presto, Hive/Spark, AI/Agentic: MetaMate, DevMate (MuseSpark), Claude, Codex</w:t>
       </w:r>
     </w:p>
     <w:p>
@@ -920,25 +828,7 @@
           <w:sz w:val="28"/>
           <w:szCs w:val="28"/>
         </w:rPr>
-        <w:t>Goldman Sachs | NYC (Oct 2020</w:t>
-      </w:r>
-      <w:r>
-        <w:rPr>
-          <w:rFonts w:asciiTheme="majorHAnsi" w:eastAsiaTheme="majorEastAsia" w:hAnsiTheme="majorHAnsi" w:cstheme="majorBidi"/>
-          <w:color w:val="0F4761" w:themeColor="accent1" w:themeShade="BF"/>
-          <w:sz w:val="28"/>
-          <w:szCs w:val="28"/>
-        </w:rPr>
-        <w:t xml:space="preserve"> </w:t>
-      </w:r>
-      <w:r>
-        <w:rPr>
-          <w:rFonts w:asciiTheme="majorHAnsi" w:eastAsiaTheme="majorEastAsia" w:hAnsiTheme="majorHAnsi" w:cstheme="majorBidi"/>
-          <w:color w:val="0F4761" w:themeColor="accent1" w:themeShade="BF"/>
-          <w:sz w:val="28"/>
-          <w:szCs w:val="28"/>
-        </w:rPr>
-        <w:t xml:space="preserve">– June 2021): </w:t>
+        <w:t xml:space="preserve">Goldman Sachs | NYC (Oct 2020 – June 2021): </w:t>
       </w:r>
       <w:r>
         <w:rPr>
@@ -1042,27 +932,7 @@
           <w:szCs w:val="20"/>
         </w:rPr>
         <w:lastRenderedPageBreak/>
-        <w:t xml:space="preserve">Accelerated the cloud-native migration roadmap for </w:t>
-      </w:r>
-      <w:proofErr w:type="spellStart"/>
-      <w:r>
-        <w:rPr>
-          <w:rFonts w:ascii="Arial" w:hAnsi="Arial" w:cs="Arial"/>
-          <w:iCs/>
-          <w:sz w:val="20"/>
-          <w:szCs w:val="20"/>
-        </w:rPr>
-        <w:t>SecDB</w:t>
-      </w:r>
-      <w:proofErr w:type="spellEnd"/>
-      <w:r>
-        <w:rPr>
-          <w:rFonts w:ascii="Arial" w:hAnsi="Arial" w:cs="Arial"/>
-          <w:iCs/>
-          <w:sz w:val="20"/>
-          <w:szCs w:val="20"/>
-        </w:rPr>
-        <w:t xml:space="preserve"> (core real-time risk platform), moving the project from discovery to the initial execution phase of migrating the monolithic on-prem infrastructure to distributed cloud architecture.</w:t>
+        <w:t>Accelerated the cloud-native migration roadmap for SecDB (core real-time risk platform), moving the project from discovery to the initial execution phase of migrating the monolithic on-prem infrastructure to distributed cloud architecture.</w:t>
       </w:r>
     </w:p>
     <w:p>
@@ -1560,43 +1430,7 @@
           <w:sz w:val="20"/>
           <w:szCs w:val="20"/>
         </w:rPr>
-        <w:t xml:space="preserve">Spring Boot, </w:t>
-      </w:r>
-      <w:proofErr w:type="spellStart"/>
-      <w:r>
-        <w:rPr>
-          <w:rFonts w:ascii="Arial" w:hAnsi="Arial" w:cs="Arial"/>
-          <w:sz w:val="20"/>
-          <w:szCs w:val="20"/>
-        </w:rPr>
-        <w:t>WebSockets</w:t>
-      </w:r>
-      <w:proofErr w:type="spellEnd"/>
-      <w:r>
-        <w:rPr>
-          <w:rFonts w:ascii="Arial" w:hAnsi="Arial" w:cs="Arial"/>
-          <w:sz w:val="20"/>
-          <w:szCs w:val="20"/>
-        </w:rPr>
-        <w:t xml:space="preserve">, Azure, </w:t>
-      </w:r>
-      <w:proofErr w:type="spellStart"/>
-      <w:r>
-        <w:rPr>
-          <w:rFonts w:ascii="Arial" w:hAnsi="Arial" w:cs="Arial"/>
-          <w:sz w:val="20"/>
-          <w:szCs w:val="20"/>
-        </w:rPr>
-        <w:t>OpenNLP</w:t>
-      </w:r>
-      <w:proofErr w:type="spellEnd"/>
-      <w:r>
-        <w:rPr>
-          <w:rFonts w:ascii="Arial" w:hAnsi="Arial" w:cs="Arial"/>
-          <w:sz w:val="20"/>
-          <w:szCs w:val="20"/>
-        </w:rPr>
-        <w:t>, OCR pipelines, DevOps</w:t>
+        <w:t>Spring Boot, WebSockets, Azure, OpenNLP, OCR pipelines, DevOps</w:t>
       </w:r>
     </w:p>
     <w:p>
@@ -1742,15 +1576,31 @@
           <w:sz w:val="20"/>
           <w:szCs w:val="20"/>
         </w:rPr>
-        <w:t xml:space="preserve">Designed and </w:t>
-      </w:r>
-      <w:r>
-        <w:rPr>
-          <w:rFonts w:ascii="Arial" w:hAnsi="Arial" w:cs="Arial"/>
-          <w:sz w:val="20"/>
-          <w:szCs w:val="20"/>
-        </w:rPr>
-        <w:t>engineered</w:t>
+        <w:t xml:space="preserve">Designed and engineered </w:t>
+      </w:r>
+      <w:r>
+        <w:rPr>
+          <w:rFonts w:ascii="Arial" w:hAnsi="Arial" w:cs="Arial"/>
+          <w:sz w:val="20"/>
+          <w:szCs w:val="20"/>
+        </w:rPr>
+        <w:t xml:space="preserve">complex transaction-matching algorithms and </w:t>
+      </w:r>
+      <w:r>
+        <w:rPr>
+          <w:rFonts w:ascii="Arial" w:hAnsi="Arial" w:cs="Arial"/>
+          <w:sz w:val="20"/>
+          <w:szCs w:val="20"/>
+        </w:rPr>
+        <w:t xml:space="preserve">on-demand investor K-1 tax allocation system </w:t>
+      </w:r>
+      <w:r>
+        <w:rPr>
+          <w:rFonts w:ascii="Arial" w:hAnsi="Arial" w:cs="Arial"/>
+          <w:sz w:val="20"/>
+          <w:szCs w:val="20"/>
+        </w:rPr>
+        <w:t>to compute wash</w:t>
       </w:r>
       <w:r>
         <w:rPr>
@@ -1766,39 +1616,15 @@
           <w:sz w:val="20"/>
           <w:szCs w:val="20"/>
         </w:rPr>
-        <w:t xml:space="preserve">complex transaction-matching algorithms and </w:t>
-      </w:r>
-      <w:r>
-        <w:rPr>
-          <w:rFonts w:ascii="Arial" w:hAnsi="Arial" w:cs="Arial"/>
-          <w:sz w:val="20"/>
-          <w:szCs w:val="20"/>
-        </w:rPr>
-        <w:t xml:space="preserve">on-demand investor K-1 tax </w:t>
-      </w:r>
-      <w:r>
-        <w:rPr>
-          <w:rFonts w:ascii="Arial" w:hAnsi="Arial" w:cs="Arial"/>
-          <w:sz w:val="20"/>
-          <w:szCs w:val="20"/>
-        </w:rPr>
-        <w:t xml:space="preserve">allocation </w:t>
-      </w:r>
-      <w:r>
-        <w:rPr>
-          <w:rFonts w:ascii="Arial" w:hAnsi="Arial" w:cs="Arial"/>
-          <w:sz w:val="20"/>
-          <w:szCs w:val="20"/>
-        </w:rPr>
-        <w:t xml:space="preserve">system </w:t>
-      </w:r>
-      <w:r>
-        <w:rPr>
-          <w:rFonts w:ascii="Arial" w:hAnsi="Arial" w:cs="Arial"/>
-          <w:sz w:val="20"/>
-          <w:szCs w:val="20"/>
-        </w:rPr>
-        <w:t>to compute wash</w:t>
+        <w:t>sale</w:t>
+      </w:r>
+      <w:r>
+        <w:rPr>
+          <w:rFonts w:ascii="Arial" w:hAnsi="Arial" w:cs="Arial"/>
+          <w:sz w:val="20"/>
+          <w:szCs w:val="20"/>
+        </w:rPr>
+        <w:t>s</w:t>
       </w:r>
       <w:r>
         <w:rPr>
@@ -1814,30 +1640,6 @@
           <w:sz w:val="20"/>
           <w:szCs w:val="20"/>
         </w:rPr>
-        <w:t>sale</w:t>
-      </w:r>
-      <w:r>
-        <w:rPr>
-          <w:rFonts w:ascii="Arial" w:hAnsi="Arial" w:cs="Arial"/>
-          <w:sz w:val="20"/>
-          <w:szCs w:val="20"/>
-        </w:rPr>
-        <w:t>s</w:t>
-      </w:r>
-      <w:r>
-        <w:rPr>
-          <w:rFonts w:ascii="Arial" w:hAnsi="Arial" w:cs="Arial"/>
-          <w:sz w:val="20"/>
-          <w:szCs w:val="20"/>
-        </w:rPr>
-        <w:t xml:space="preserve"> </w:t>
-      </w:r>
-      <w:r>
-        <w:rPr>
-          <w:rFonts w:ascii="Arial" w:hAnsi="Arial" w:cs="Arial"/>
-          <w:sz w:val="20"/>
-          <w:szCs w:val="20"/>
-        </w:rPr>
         <w:t xml:space="preserve">that enabled </w:t>
       </w:r>
       <w:r>
@@ -1870,15 +1672,7 @@
           <w:sz w:val="20"/>
           <w:szCs w:val="20"/>
         </w:rPr>
-        <w:t xml:space="preserve">trades </w:t>
-      </w:r>
-      <w:r>
-        <w:rPr>
-          <w:rFonts w:ascii="Arial" w:hAnsi="Arial" w:cs="Arial"/>
-          <w:sz w:val="20"/>
-          <w:szCs w:val="20"/>
-        </w:rPr>
-        <w:t xml:space="preserve">and support US regulatory requirements. </w:t>
+        <w:t xml:space="preserve">trades and support US regulatory requirements. </w:t>
       </w:r>
     </w:p>
     <w:p>
@@ -2168,25 +1962,7 @@
           <w:sz w:val="20"/>
           <w:szCs w:val="20"/>
         </w:rPr>
-        <w:t xml:space="preserve">Spring Boot, </w:t>
-      </w:r>
-      <w:proofErr w:type="spellStart"/>
-      <w:r>
-        <w:rPr>
-          <w:rFonts w:ascii="Arial" w:hAnsi="Arial" w:cs="Arial"/>
-          <w:sz w:val="20"/>
-          <w:szCs w:val="20"/>
-        </w:rPr>
-        <w:t>WebSockets</w:t>
-      </w:r>
-      <w:proofErr w:type="spellEnd"/>
-      <w:r>
-        <w:rPr>
-          <w:rFonts w:ascii="Arial" w:hAnsi="Arial" w:cs="Arial"/>
-          <w:sz w:val="20"/>
-          <w:szCs w:val="20"/>
-        </w:rPr>
-        <w:t>, Linux Systems</w:t>
+        <w:t>Spring Boot, WebSockets, Linux Systems</w:t>
       </w:r>
     </w:p>
     <w:p>
@@ -2218,25 +1994,7 @@
           <w:sz w:val="20"/>
           <w:szCs w:val="20"/>
         </w:rPr>
-        <w:t xml:space="preserve">Platforms &amp; Tools: Presto, Hive, Spark, Scribe, </w:t>
-      </w:r>
-      <w:proofErr w:type="spellStart"/>
-      <w:r>
-        <w:rPr>
-          <w:rFonts w:ascii="Arial" w:hAnsi="Arial" w:cs="Arial"/>
-          <w:sz w:val="20"/>
-          <w:szCs w:val="20"/>
-        </w:rPr>
-        <w:t>OpenNLP</w:t>
-      </w:r>
-      <w:proofErr w:type="spellEnd"/>
-      <w:r>
-        <w:rPr>
-          <w:rFonts w:ascii="Arial" w:hAnsi="Arial" w:cs="Arial"/>
-          <w:sz w:val="20"/>
-          <w:szCs w:val="20"/>
-        </w:rPr>
-        <w:t xml:space="preserve">, OCR, </w:t>
+        <w:t xml:space="preserve">Platforms &amp; Tools: Presto, Hive, Spark, Scribe, OpenNLP, OCR, </w:t>
       </w:r>
       <w:r>
         <w:rPr>
@@ -2246,41 +2004,13 @@
         </w:rPr>
         <w:t>AI Agents (</w:t>
       </w:r>
-      <w:proofErr w:type="spellStart"/>
-      <w:r>
-        <w:rPr>
-          <w:rFonts w:ascii="Arial" w:hAnsi="Arial" w:cs="Arial"/>
-          <w:sz w:val="20"/>
-          <w:szCs w:val="20"/>
-        </w:rPr>
-        <w:t>MuseSpark</w:t>
-      </w:r>
-      <w:proofErr w:type="spellEnd"/>
-      <w:r>
-        <w:rPr>
-          <w:rFonts w:ascii="Arial" w:hAnsi="Arial" w:cs="Arial"/>
-          <w:sz w:val="20"/>
-          <w:szCs w:val="20"/>
-        </w:rPr>
-        <w:t xml:space="preserve">, </w:t>
-      </w:r>
-      <w:proofErr w:type="spellStart"/>
-      <w:r>
-        <w:rPr>
-          <w:rFonts w:ascii="Arial" w:hAnsi="Arial" w:cs="Arial"/>
-          <w:sz w:val="20"/>
-          <w:szCs w:val="20"/>
-        </w:rPr>
-        <w:t>OpenClaw</w:t>
-      </w:r>
-      <w:proofErr w:type="spellEnd"/>
-      <w:r>
-        <w:rPr>
-          <w:rFonts w:ascii="Arial" w:hAnsi="Arial" w:cs="Arial"/>
-          <w:sz w:val="20"/>
-          <w:szCs w:val="20"/>
-        </w:rPr>
-        <w:t>, Claude, Codex</w:t>
+      <w:r>
+        <w:rPr>
+          <w:rFonts w:ascii="Arial" w:hAnsi="Arial" w:cs="Arial"/>
+          <w:sz w:val="20"/>
+          <w:szCs w:val="20"/>
+        </w:rPr>
+        <w:t>MuseSpark, OpenClaw, Claude, Codex</w:t>
       </w:r>
       <w:r>
         <w:rPr>
@@ -5449,6 +5179,7 @@
   <w:style w:type="character" w:default="1" w:styleId="DefaultParagraphFont">
     <w:name w:val="Default Paragraph Font"/>
     <w:uiPriority w:val="1"/>
+    <w:semiHidden/>
     <w:unhideWhenUsed/>
   </w:style>
   <w:style w:type="table" w:default="1" w:styleId="TableNormal">
